--- a/assets/Abiral_Tuladhar_Resume.docx
+++ b/assets/Abiral_Tuladhar_Resume.docx
@@ -540,7 +540,7 @@
           <w:color w:val="000000"/>
           <w:sz w:val="20"/>
         </w:rPr>
-        <w:t>GPA: 3.48/4.00  |  Horace M. Hale Scholarship recipient</w:t>
+        <w:t>Horace M. Hale Scholarship recipient</w:t>
       </w:r>
     </w:p>
     <w:p>
